--- a/storage/vorlage/projekte/bop/word/Hausordnung_BOP.docx
+++ b/storage/vorlage/projekte/bop/word/Hausordnung_BOP.docx
@@ -1458,7 +1458,7 @@
                                 <w:b/>
                                 <w:bCs/>
                               </w:rPr>
-                              <w:t>{klasse</w:t>
+                              <w:t>{klassen</w:t>
                             </w:r>
                             <w:r>
                               <w:rPr>
@@ -1509,7 +1509,7 @@
                           <w:b/>
                           <w:bCs/>
                         </w:rPr>
-                        <w:t>{klasse</w:t>
+                        <w:t>{klassen</w:t>
                       </w:r>
                       <w:r>
                         <w:rPr>
